--- a/units/u33/Maths_S3_YearB_Unit33_SOLO_Full_Program.docx
+++ b/units/u33/Maths_S3_YearB_Unit33_SOLO_Full_Program.docx
@@ -2874,6 +2874,20 @@
               <w:t xml:space="preserve">MA3-RN-01</w:t>
             </w:r>
           </w:p>
+          <w:p>
+            <w:pPr>
+              <w:spacing w:before="20" w:after="0"/>
+            </w:pPr>
+            <w:r>
+              <w:rPr>
+                <w:color w:val="444444"/>
+                <w:sz w:val="13"/>
+                <w:szCs w:val="13"/>
+                <w:rFonts w:ascii="Arial" w:cs="Arial" w:eastAsia="Arial" w:hAnsi="Arial"/>
+              </w:rPr>
+              <w:t xml:space="preserve">Year A</w:t>
+            </w:r>
+          </w:p>
         </w:tc>
         <w:tc>
           <w:tcPr>
@@ -3103,6 +3117,20 @@
               <w:t xml:space="preserve">MA3-MR-01 / MA3-MR-02</w:t>
             </w:r>
           </w:p>
+          <w:p>
+            <w:pPr>
+              <w:spacing w:before="20" w:after="0"/>
+            </w:pPr>
+            <w:r>
+              <w:rPr>
+                <w:color w:val="444444"/>
+                <w:sz w:val="13"/>
+                <w:szCs w:val="13"/>
+                <w:rFonts w:ascii="Arial" w:cs="Arial" w:eastAsia="Arial" w:hAnsi="Arial"/>
+              </w:rPr>
+              <w:t xml:space="preserve">Year B</w:t>
+            </w:r>
+          </w:p>
         </w:tc>
         <w:tc>
           <w:tcPr>
@@ -3332,6 +3360,20 @@
               <w:t xml:space="preserve">MA3-MR-01</w:t>
             </w:r>
           </w:p>
+          <w:p>
+            <w:pPr>
+              <w:spacing w:before="20" w:after="0"/>
+            </w:pPr>
+            <w:r>
+              <w:rPr>
+                <w:color w:val="444444"/>
+                <w:sz w:val="13"/>
+                <w:szCs w:val="13"/>
+                <w:rFonts w:ascii="Arial" w:cs="Arial" w:eastAsia="Arial" w:hAnsi="Arial"/>
+              </w:rPr>
+              <w:t xml:space="preserve">Year B</w:t>
+            </w:r>
+          </w:p>
         </w:tc>
         <w:tc>
           <w:tcPr>
@@ -3561,6 +3603,20 @@
               <w:t xml:space="preserve">MA3-MR-01</w:t>
             </w:r>
           </w:p>
+          <w:p>
+            <w:pPr>
+              <w:spacing w:before="20" w:after="0"/>
+            </w:pPr>
+            <w:r>
+              <w:rPr>
+                <w:color w:val="444444"/>
+                <w:sz w:val="13"/>
+                <w:szCs w:val="13"/>
+                <w:rFonts w:ascii="Arial" w:cs="Arial" w:eastAsia="Arial" w:hAnsi="Arial"/>
+              </w:rPr>
+              <w:t xml:space="preserve">Year B</w:t>
+            </w:r>
+          </w:p>
         </w:tc>
         <w:tc>
           <w:tcPr>
@@ -3790,6 +3846,20 @@
               <w:t xml:space="preserve">MA3-MR-01</w:t>
             </w:r>
           </w:p>
+          <w:p>
+            <w:pPr>
+              <w:spacing w:before="20" w:after="0"/>
+            </w:pPr>
+            <w:r>
+              <w:rPr>
+                <w:color w:val="444444"/>
+                <w:sz w:val="13"/>
+                <w:szCs w:val="13"/>
+                <w:rFonts w:ascii="Arial" w:cs="Arial" w:eastAsia="Arial" w:hAnsi="Arial"/>
+              </w:rPr>
+              <w:t xml:space="preserve">Year B</w:t>
+            </w:r>
+          </w:p>
         </w:tc>
         <w:tc>
           <w:tcPr>
@@ -4019,6 +4089,20 @@
               <w:t xml:space="preserve">MA3-MR-01</w:t>
             </w:r>
           </w:p>
+          <w:p>
+            <w:pPr>
+              <w:spacing w:before="20" w:after="0"/>
+            </w:pPr>
+            <w:r>
+              <w:rPr>
+                <w:color w:val="444444"/>
+                <w:sz w:val="13"/>
+                <w:szCs w:val="13"/>
+                <w:rFonts w:ascii="Arial" w:cs="Arial" w:eastAsia="Arial" w:hAnsi="Arial"/>
+              </w:rPr>
+              <w:t xml:space="preserve">Year B</w:t>
+            </w:r>
+          </w:p>
         </w:tc>
         <w:tc>
           <w:tcPr>
@@ -4248,6 +4332,20 @@
               <w:t xml:space="preserve">MA3-MR-01</w:t>
             </w:r>
           </w:p>
+          <w:p>
+            <w:pPr>
+              <w:spacing w:before="20" w:after="0"/>
+            </w:pPr>
+            <w:r>
+              <w:rPr>
+                <w:color w:val="444444"/>
+                <w:sz w:val="13"/>
+                <w:szCs w:val="13"/>
+                <w:rFonts w:ascii="Arial" w:cs="Arial" w:eastAsia="Arial" w:hAnsi="Arial"/>
+              </w:rPr>
+              <w:t xml:space="preserve">Year B</w:t>
+            </w:r>
+          </w:p>
         </w:tc>
         <w:tc>
           <w:tcPr>
@@ -4478,6 +4576,20 @@
               <w:t xml:space="preserve">MA3-MR-01</w:t>
             </w:r>
           </w:p>
+          <w:p>
+            <w:pPr>
+              <w:spacing w:before="20" w:after="0"/>
+            </w:pPr>
+            <w:r>
+              <w:rPr>
+                <w:color w:val="444444"/>
+                <w:sz w:val="13"/>
+                <w:szCs w:val="13"/>
+                <w:rFonts w:ascii="Arial" w:cs="Arial" w:eastAsia="Arial" w:hAnsi="Arial"/>
+              </w:rPr>
+              <w:t xml:space="preserve">Year B</w:t>
+            </w:r>
+          </w:p>
         </w:tc>
         <w:tc>
           <w:tcPr>
@@ -4707,6 +4819,20 @@
               <w:t xml:space="preserve">MA3-MR-01 / MA3-MR-02</w:t>
             </w:r>
           </w:p>
+          <w:p>
+            <w:pPr>
+              <w:spacing w:before="20" w:after="0"/>
+            </w:pPr>
+            <w:r>
+              <w:rPr>
+                <w:color w:val="444444"/>
+                <w:sz w:val="13"/>
+                <w:szCs w:val="13"/>
+                <w:rFonts w:ascii="Arial" w:cs="Arial" w:eastAsia="Arial" w:hAnsi="Arial"/>
+              </w:rPr>
+              <w:t xml:space="preserve">Year B</w:t>
+            </w:r>
+          </w:p>
         </w:tc>
         <w:tc>
           <w:tcPr>
@@ -4936,6 +5062,20 @@
               <w:t xml:space="preserve">MA3-MR-02</w:t>
             </w:r>
           </w:p>
+          <w:p>
+            <w:pPr>
+              <w:spacing w:before="20" w:after="0"/>
+            </w:pPr>
+            <w:r>
+              <w:rPr>
+                <w:color w:val="444444"/>
+                <w:sz w:val="13"/>
+                <w:szCs w:val="13"/>
+                <w:rFonts w:ascii="Arial" w:cs="Arial" w:eastAsia="Arial" w:hAnsi="Arial"/>
+              </w:rPr>
+              <w:t xml:space="preserve">Year B</w:t>
+            </w:r>
+          </w:p>
         </w:tc>
         <w:tc>
           <w:tcPr>
@@ -5165,6 +5305,20 @@
               <w:t xml:space="preserve">MA4-RAT-C-01</w:t>
             </w:r>
           </w:p>
+          <w:p>
+            <w:pPr>
+              <w:spacing w:before="20" w:after="0"/>
+            </w:pPr>
+            <w:r>
+              <w:rPr>
+                <w:color w:val="444444"/>
+                <w:sz w:val="13"/>
+                <w:szCs w:val="13"/>
+                <w:rFonts w:ascii="Arial" w:cs="Arial" w:eastAsia="Arial" w:hAnsi="Arial"/>
+              </w:rPr>
+              <w:t xml:space="preserve">Stage 4 (group A)</w:t>
+            </w:r>
+          </w:p>
         </w:tc>
         <w:tc>
           <w:tcPr>
@@ -5394,6 +5548,20 @@
               <w:t xml:space="preserve">MA4-RAT-C-01</w:t>
             </w:r>
           </w:p>
+          <w:p>
+            <w:pPr>
+              <w:spacing w:before="20" w:after="0"/>
+            </w:pPr>
+            <w:r>
+              <w:rPr>
+                <w:color w:val="444444"/>
+                <w:sz w:val="13"/>
+                <w:szCs w:val="13"/>
+                <w:rFonts w:ascii="Arial" w:cs="Arial" w:eastAsia="Arial" w:hAnsi="Arial"/>
+              </w:rPr>
+              <w:t xml:space="preserve">Stage 4 (group A)</w:t>
+            </w:r>
+          </w:p>
         </w:tc>
         <w:tc>
           <w:tcPr>
@@ -5621,6 +5789,20 @@
                 <w:rFonts w:ascii="Arial" w:cs="Arial" w:eastAsia="Arial" w:hAnsi="Arial"/>
               </w:rPr>
               <w:t xml:space="preserve">MA4-INT-C-01</w:t>
+            </w:r>
+          </w:p>
+          <w:p>
+            <w:pPr>
+              <w:spacing w:before="20" w:after="0"/>
+            </w:pPr>
+            <w:r>
+              <w:rPr>
+                <w:color w:val="444444"/>
+                <w:sz w:val="13"/>
+                <w:szCs w:val="13"/>
+                <w:rFonts w:ascii="Arial" w:cs="Arial" w:eastAsia="Arial" w:hAnsi="Arial"/>
+              </w:rPr>
+              <w:t xml:space="preserve">Stage 4 (group A)</w:t>
             </w:r>
           </w:p>
         </w:tc>
@@ -19564,7 +19746,7 @@
             <w:pPr>
               <w:spacing w:before="0" w:after="0"/>
             </w:pPr>
-            <w:hyperlink w:history="1" r:id="rIdk6lep0gvdyf-1boswsxxc">
+            <w:hyperlink w:history="1" r:id="rIdl--gp88p0lucawxxhhbss">
               <w:r>
                 <w:rPr>
                   <w:u w:val="single"/>
@@ -19681,7 +19863,7 @@
             <w:pPr>
               <w:spacing w:before="0" w:after="0"/>
             </w:pPr>
-            <w:hyperlink w:history="1" r:id="rIdygm0lzv6ia4y8bkphl36w">
+            <w:hyperlink w:history="1" r:id="rIdq6vz7xpykf3z7lz_iiwhb">
               <w:r>
                 <w:rPr>
                   <w:u w:val="single"/>
@@ -19798,7 +19980,7 @@
             <w:pPr>
               <w:spacing w:before="0" w:after="0"/>
             </w:pPr>
-            <w:hyperlink w:history="1" r:id="rIdd1zqljwwykqmjmvfm9tor">
+            <w:hyperlink w:history="1" r:id="rIdzts7ctkdkhpprjec150i6">
               <w:r>
                 <w:rPr>
                   <w:u w:val="single"/>
@@ -19955,7 +20137,7 @@
             <w:pPr>
               <w:spacing w:before="0" w:after="0"/>
             </w:pPr>
-            <w:hyperlink w:history="1" r:id="rId7fv-7w22-xfd8lhbe04xv">
+            <w:hyperlink w:history="1" r:id="rIdij9zbuqv__jrgjznrdgt5">
               <w:r>
                 <w:rPr>
                   <w:u w:val="single"/>
@@ -20072,7 +20254,7 @@
             <w:pPr>
               <w:spacing w:before="0" w:after="0"/>
             </w:pPr>
-            <w:hyperlink w:history="1" r:id="rId281afu7e2tn1gh8mjy-5o">
+            <w:hyperlink w:history="1" r:id="rIdbts5i0jgqz4qet4kfaofe">
               <w:r>
                 <w:rPr>
                   <w:u w:val="single"/>
@@ -20189,7 +20371,7 @@
             <w:pPr>
               <w:spacing w:before="0" w:after="0"/>
             </w:pPr>
-            <w:hyperlink w:history="1" r:id="rIdgzmq7g6-aysqicgbsluar">
+            <w:hyperlink w:history="1" r:id="rIdnpswv2sy1dcmtcwgfmiob">
               <w:r>
                 <w:rPr>
                   <w:u w:val="single"/>
@@ -20346,7 +20528,7 @@
             <w:pPr>
               <w:spacing w:before="0" w:after="0"/>
             </w:pPr>
-            <w:hyperlink w:history="1" r:id="rIdnr2wcazwkzk97yqdn7hru">
+            <w:hyperlink w:history="1" r:id="rIdrhg3fgcs4swmp-zjp3rfz">
               <w:r>
                 <w:rPr>
                   <w:u w:val="single"/>
@@ -20463,7 +20645,7 @@
             <w:pPr>
               <w:spacing w:before="0" w:after="0"/>
             </w:pPr>
-            <w:hyperlink w:history="1" r:id="rIdfg6xnl_q870qc-r2xtipj">
+            <w:hyperlink w:history="1" r:id="rIdx7maycc0i0_bpvhjvfubw">
               <w:r>
                 <w:rPr>
                   <w:u w:val="single"/>
@@ -20580,7 +20762,7 @@
             <w:pPr>
               <w:spacing w:before="0" w:after="0"/>
             </w:pPr>
-            <w:hyperlink w:history="1" r:id="rId8luiedakt-cbe6d_wtj16">
+            <w:hyperlink w:history="1" r:id="rId2_5v9tgbrai9jbl4q5ya4">
               <w:r>
                 <w:rPr>
                   <w:u w:val="single"/>
@@ -20697,7 +20879,7 @@
             <w:pPr>
               <w:spacing w:before="0" w:after="0"/>
             </w:pPr>
-            <w:hyperlink w:history="1" r:id="rIdfricjzt8xmpyf-nvh5wrk">
+            <w:hyperlink w:history="1" r:id="rIdwfoxhd1urfqagn57muy-c">
               <w:r>
                 <w:rPr>
                   <w:u w:val="single"/>
@@ -20854,7 +21036,7 @@
             <w:pPr>
               <w:spacing w:before="0" w:after="0"/>
             </w:pPr>
-            <w:hyperlink w:history="1" r:id="rId6x5h6hlh2olquw92vv80d">
+            <w:hyperlink w:history="1" r:id="rIdcmk4-wly-wyz0uobw3yoy">
               <w:r>
                 <w:rPr>
                   <w:u w:val="single"/>
@@ -20971,7 +21153,7 @@
             <w:pPr>
               <w:spacing w:before="0" w:after="0"/>
             </w:pPr>
-            <w:hyperlink w:history="1" r:id="rIdl1fq1z6j61bzqstijq2ak">
+            <w:hyperlink w:history="1" r:id="rIdxl9llcgfby2xdwsavmojl">
               <w:r>
                 <w:rPr>
                   <w:u w:val="single"/>
@@ -21088,7 +21270,7 @@
             <w:pPr>
               <w:spacing w:before="0" w:after="0"/>
             </w:pPr>
-            <w:hyperlink w:history="1" r:id="rIdzap2ivjqlhjkuyjsot8w-">
+            <w:hyperlink w:history="1" r:id="rIdvwc1u94ieqnwrrhlneon0">
               <w:r>
                 <w:rPr>
                   <w:u w:val="single"/>
@@ -21245,7 +21427,7 @@
             <w:pPr>
               <w:spacing w:before="0" w:after="0"/>
             </w:pPr>
-            <w:hyperlink w:history="1" r:id="rId18nv-g5-jfga2prnf62mi">
+            <w:hyperlink w:history="1" r:id="rId84o83ttyx76gedemwpneb">
               <w:r>
                 <w:rPr>
                   <w:u w:val="single"/>
@@ -21362,7 +21544,7 @@
             <w:pPr>
               <w:spacing w:before="0" w:after="0"/>
             </w:pPr>
-            <w:hyperlink w:history="1" r:id="rId4rornuxjwrtgg30pw4ndi">
+            <w:hyperlink w:history="1" r:id="rIdmslmqld1ghttsipmcvy9s">
               <w:r>
                 <w:rPr>
                   <w:u w:val="single"/>
@@ -21479,7 +21661,7 @@
             <w:pPr>
               <w:spacing w:before="0" w:after="0"/>
             </w:pPr>
-            <w:hyperlink w:history="1" r:id="rIdznnigokubsgutqfqv0hrx">
+            <w:hyperlink w:history="1" r:id="rIdcdva0a-olt4oyxqb7zvyp">
               <w:r>
                 <w:rPr>
                   <w:u w:val="single"/>
@@ -21596,7 +21778,7 @@
             <w:pPr>
               <w:spacing w:before="0" w:after="0"/>
             </w:pPr>
-            <w:hyperlink w:history="1" r:id="rIduwc263u23m2h_wqngcdfc">
+            <w:hyperlink w:history="1" r:id="rIdbnmkv8l-yqpadik0z62vj">
               <w:r>
                 <w:rPr>
                   <w:u w:val="single"/>
@@ -21753,7 +21935,7 @@
             <w:pPr>
               <w:spacing w:before="0" w:after="0"/>
             </w:pPr>
-            <w:hyperlink w:history="1" r:id="rIdvylxyi6kwgwngnkxpvhm9">
+            <w:hyperlink w:history="1" r:id="rIddnmlw3dus4d2zfduru4xw">
               <w:r>
                 <w:rPr>
                   <w:u w:val="single"/>
@@ -21870,7 +22052,7 @@
             <w:pPr>
               <w:spacing w:before="0" w:after="0"/>
             </w:pPr>
-            <w:hyperlink w:history="1" r:id="rId9aycp0px2lyvrk5meyubw">
+            <w:hyperlink w:history="1" r:id="rIdqmocpdsjgqgbwmye8vggl">
               <w:r>
                 <w:rPr>
                   <w:u w:val="single"/>
@@ -21987,7 +22169,7 @@
             <w:pPr>
               <w:spacing w:before="0" w:after="0"/>
             </w:pPr>
-            <w:hyperlink w:history="1" r:id="rIdiucch1bz6mljvcnxcstdn">
+            <w:hyperlink w:history="1" r:id="rId5hbhd9p258kcilptmrxji">
               <w:r>
                 <w:rPr>
                   <w:u w:val="single"/>
@@ -22104,7 +22286,7 @@
             <w:pPr>
               <w:spacing w:before="0" w:after="0"/>
             </w:pPr>
-            <w:hyperlink w:history="1" r:id="rIdvautm3j15xuii1b4gv-c9">
+            <w:hyperlink w:history="1" r:id="rIdkay8nvgelucb9fwaeuaca">
               <w:r>
                 <w:rPr>
                   <w:u w:val="single"/>
@@ -22261,7 +22443,7 @@
             <w:pPr>
               <w:spacing w:before="0" w:after="0"/>
             </w:pPr>
-            <w:hyperlink w:history="1" r:id="rIdtbsu4v7bnjtfg40bwza2x">
+            <w:hyperlink w:history="1" r:id="rId7vnc4bsdfeyuscakdffvn">
               <w:r>
                 <w:rPr>
                   <w:u w:val="single"/>
@@ -22378,7 +22560,7 @@
             <w:pPr>
               <w:spacing w:before="0" w:after="0"/>
             </w:pPr>
-            <w:hyperlink w:history="1" r:id="rIdusfqn_895abyrcuk3w7rz">
+            <w:hyperlink w:history="1" r:id="rIdu6avn91uvfohj4p4_9ix4">
               <w:r>
                 <w:rPr>
                   <w:u w:val="single"/>
@@ -22495,7 +22677,7 @@
             <w:pPr>
               <w:spacing w:before="0" w:after="0"/>
             </w:pPr>
-            <w:hyperlink w:history="1" r:id="rId-hpxas66xoj06gwcxizv_">
+            <w:hyperlink w:history="1" r:id="rIdaxx1l4ego__s5fgspu3tz">
               <w:r>
                 <w:rPr>
                   <w:u w:val="single"/>
@@ -22652,7 +22834,7 @@
             <w:pPr>
               <w:spacing w:before="0" w:after="0"/>
             </w:pPr>
-            <w:hyperlink w:history="1" r:id="rIdokb6tbebdosyiltu9j6d7">
+            <w:hyperlink w:history="1" r:id="rIdqc3ifj2xvjdzdooa1ah3r">
               <w:r>
                 <w:rPr>
                   <w:u w:val="single"/>
@@ -22769,7 +22951,7 @@
             <w:pPr>
               <w:spacing w:before="0" w:after="0"/>
             </w:pPr>
-            <w:hyperlink w:history="1" r:id="rIdmguqbgfzlseprs53kqcxj">
+            <w:hyperlink w:history="1" r:id="rIdeuxdlbgofjfeq5k9v8i0w">
               <w:r>
                 <w:rPr>
                   <w:u w:val="single"/>
@@ -22886,7 +23068,7 @@
             <w:pPr>
               <w:spacing w:before="0" w:after="0"/>
             </w:pPr>
-            <w:hyperlink w:history="1" r:id="rIdp9kesdhx8qw8fdrpgzy0u">
+            <w:hyperlink w:history="1" r:id="rIdq5pqfmipw92idog3heyvi">
               <w:r>
                 <w:rPr>
                   <w:u w:val="single"/>
@@ -23043,7 +23225,7 @@
             <w:pPr>
               <w:spacing w:before="0" w:after="0"/>
             </w:pPr>
-            <w:hyperlink w:history="1" r:id="rIdnd_yhtvuw-en1rqzqy_wt">
+            <w:hyperlink w:history="1" r:id="rIdudy3jwqbgfnw1w40y9acj">
               <w:r>
                 <w:rPr>
                   <w:u w:val="single"/>
@@ -23160,7 +23342,7 @@
             <w:pPr>
               <w:spacing w:before="0" w:after="0"/>
             </w:pPr>
-            <w:hyperlink w:history="1" r:id="rIdir4evee-d_swfto8krhog">
+            <w:hyperlink w:history="1" r:id="rId5olxiowj65ur_eihkf5a1">
               <w:r>
                 <w:rPr>
                   <w:u w:val="single"/>
@@ -23277,7 +23459,7 @@
             <w:pPr>
               <w:spacing w:before="0" w:after="0"/>
             </w:pPr>
-            <w:hyperlink w:history="1" r:id="rIdxxndwha1ok3jtbh1cgrtq">
+            <w:hyperlink w:history="1" r:id="rIdn7hugpl5nug_8jwxh8skr">
               <w:r>
                 <w:rPr>
                   <w:u w:val="single"/>
@@ -23434,7 +23616,7 @@
             <w:pPr>
               <w:spacing w:before="0" w:after="0"/>
             </w:pPr>
-            <w:hyperlink w:history="1" r:id="rIdpbcb6sgyjzo-_v_46pnef">
+            <w:hyperlink w:history="1" r:id="rIdtjc9e-_cypvd4grka3sfm">
               <w:r>
                 <w:rPr>
                   <w:u w:val="single"/>
@@ -23551,7 +23733,7 @@
             <w:pPr>
               <w:spacing w:before="0" w:after="0"/>
             </w:pPr>
-            <w:hyperlink w:history="1" r:id="rIdpxjysdtavhunr3lr6xhhk">
+            <w:hyperlink w:history="1" r:id="rIdno8pxqjyrmxpt5kn0oyw_">
               <w:r>
                 <w:rPr>
                   <w:u w:val="single"/>
@@ -23668,7 +23850,7 @@
             <w:pPr>
               <w:spacing w:before="0" w:after="0"/>
             </w:pPr>
-            <w:hyperlink w:history="1" r:id="rId5tvt-9dafbk11y4iedkj3">
+            <w:hyperlink w:history="1" r:id="rIdoddkbeznaw95bqpg0xzfa">
               <w:r>
                 <w:rPr>
                   <w:u w:val="single"/>
@@ -23825,7 +24007,7 @@
             <w:pPr>
               <w:spacing w:before="0" w:after="0"/>
             </w:pPr>
-            <w:hyperlink w:history="1" r:id="rIdqcuacxcgcovydmaehvn9t">
+            <w:hyperlink w:history="1" r:id="rIdpattp7hcm55b5ofywlw84">
               <w:r>
                 <w:rPr>
                   <w:u w:val="single"/>
@@ -23942,7 +24124,7 @@
             <w:pPr>
               <w:spacing w:before="0" w:after="0"/>
             </w:pPr>
-            <w:hyperlink w:history="1" r:id="rIdudeu0zobk3myoscib5v05">
+            <w:hyperlink w:history="1" r:id="rIda1zlrwomyfamsg5qmtylw">
               <w:r>
                 <w:rPr>
                   <w:u w:val="single"/>
@@ -24059,7 +24241,7 @@
             <w:pPr>
               <w:spacing w:before="0" w:after="0"/>
             </w:pPr>
-            <w:hyperlink w:history="1" r:id="rIdpmrf93ma5ktwafnjcmfqq">
+            <w:hyperlink w:history="1" r:id="rIdacwlqlcnrs93ecjstz21f">
               <w:r>
                 <w:rPr>
                   <w:u w:val="single"/>
@@ -24216,7 +24398,7 @@
             <w:pPr>
               <w:spacing w:before="0" w:after="0"/>
             </w:pPr>
-            <w:hyperlink w:history="1" r:id="rIddgbe5mujjeijadi2v--xg">
+            <w:hyperlink w:history="1" r:id="rIdqwlytwfizelkz4ivb8tr5">
               <w:r>
                 <w:rPr>
                   <w:u w:val="single"/>
@@ -24333,7 +24515,7 @@
             <w:pPr>
               <w:spacing w:before="0" w:after="0"/>
             </w:pPr>
-            <w:hyperlink w:history="1" r:id="rIdlypohtjb_taqe-zs4rd0h">
+            <w:hyperlink w:history="1" r:id="rId9cumn2l-8rbyviihv-pol">
               <w:r>
                 <w:rPr>
                   <w:u w:val="single"/>
@@ -24450,7 +24632,7 @@
             <w:pPr>
               <w:spacing w:before="0" w:after="0"/>
             </w:pPr>
-            <w:hyperlink w:history="1" r:id="rIdg8wm3layi3tjeionu5n8c">
+            <w:hyperlink w:history="1" r:id="rIddf64bzlofvzky01iehk0z">
               <w:r>
                 <w:rPr>
                   <w:u w:val="single"/>
@@ -24567,7 +24749,7 @@
             <w:pPr>
               <w:spacing w:before="0" w:after="0"/>
             </w:pPr>
-            <w:hyperlink w:history="1" r:id="rIdcsybb8kihiyl553mpud59">
+            <w:hyperlink w:history="1" r:id="rIdq2yyl_86wc19mev7nsqkr">
               <w:r>
                 <w:rPr>
                   <w:u w:val="single"/>
@@ -24724,7 +24906,7 @@
             <w:pPr>
               <w:spacing w:before="0" w:after="0"/>
             </w:pPr>
-            <w:hyperlink w:history="1" r:id="rIdr4cj-qb9-i-siqgujgobd">
+            <w:hyperlink w:history="1" r:id="rIdbuebohejudagbcs2owgfc">
               <w:r>
                 <w:rPr>
                   <w:u w:val="single"/>
@@ -24841,7 +25023,7 @@
             <w:pPr>
               <w:spacing w:before="0" w:after="0"/>
             </w:pPr>
-            <w:hyperlink w:history="1" r:id="rIdpobvpxgh5h419rpj7no3e">
+            <w:hyperlink w:history="1" r:id="rIdv_egza3ekzyq6qtowgmny">
               <w:r>
                 <w:rPr>
                   <w:u w:val="single"/>
@@ -24958,7 +25140,7 @@
             <w:pPr>
               <w:spacing w:before="0" w:after="0"/>
             </w:pPr>
-            <w:hyperlink w:history="1" r:id="rIdghojn5h5zwv75mrzgnmn3">
+            <w:hyperlink w:history="1" r:id="rIdbvhe4hinfziej1gwqy5gd">
               <w:r>
                 <w:rPr>
                   <w:u w:val="single"/>
@@ -25115,7 +25297,7 @@
             <w:pPr>
               <w:spacing w:before="0" w:after="0"/>
             </w:pPr>
-            <w:hyperlink w:history="1" r:id="rIdnnn7muowwheeqk0zsq5fj">
+            <w:hyperlink w:history="1" r:id="rIdg0pswe7vjfjqeneqsjuhp">
               <w:r>
                 <w:rPr>
                   <w:u w:val="single"/>
@@ -25232,7 +25414,7 @@
             <w:pPr>
               <w:spacing w:before="0" w:after="0"/>
             </w:pPr>
-            <w:hyperlink w:history="1" r:id="rIdsthhbj4c3fwymhysewb0p">
+            <w:hyperlink w:history="1" r:id="rIdg3v7il-rek77lmijffxky">
               <w:r>
                 <w:rPr>
                   <w:u w:val="single"/>
@@ -25349,7 +25531,7 @@
             <w:pPr>
               <w:spacing w:before="0" w:after="0"/>
             </w:pPr>
-            <w:hyperlink w:history="1" r:id="rIde5ibvfmmb1fbd_gzy2-en">
+            <w:hyperlink w:history="1" r:id="rIdmotc4e3zh7qtxfcw53vsm">
               <w:r>
                 <w:rPr>
                   <w:u w:val="single"/>
@@ -25466,7 +25648,7 @@
             <w:pPr>
               <w:spacing w:before="0" w:after="0"/>
             </w:pPr>
-            <w:hyperlink w:history="1" r:id="rId2563dbeqfxczge0urwrcs">
+            <w:hyperlink w:history="1" r:id="rIdd6dlxcbo2bqg-rgoivrap">
               <w:r>
                 <w:rPr>
                   <w:u w:val="single"/>
@@ -25583,7 +25765,7 @@
             <w:pPr>
               <w:spacing w:before="0" w:after="0"/>
             </w:pPr>
-            <w:hyperlink w:history="1" r:id="rId9vt4gbqhqrzbprfldot8x">
+            <w:hyperlink w:history="1" r:id="rIdme7hdjc_8s2afnbmnycuz">
               <w:r>
                 <w:rPr>
                   <w:u w:val="single"/>
@@ -25700,7 +25882,7 @@
             <w:pPr>
               <w:spacing w:before="0" w:after="0"/>
             </w:pPr>
-            <w:hyperlink w:history="1" r:id="rIdos_hqcv6ft-emrcctyqql">
+            <w:hyperlink w:history="1" r:id="rIdjxerr0b6ro0w7vjnogagw">
               <w:r>
                 <w:rPr>
                   <w:u w:val="single"/>
@@ -25817,7 +25999,7 @@
             <w:pPr>
               <w:spacing w:before="0" w:after="0"/>
             </w:pPr>
-            <w:hyperlink w:history="1" r:id="rIda8eydepjaa8rj4ixam8rg">
+            <w:hyperlink w:history="1" r:id="rIdmwdcyb-f_ljth4vsl8l6w">
               <w:r>
                 <w:rPr>
                   <w:u w:val="single"/>
@@ -25892,7 +26074,7 @@
         </w:rPr>
         <w:t xml:space="preserve">Corbettmaths — Place Value (PDF)  --  </w:t>
       </w:r>
-      <w:hyperlink w:history="1" r:id="rIdcngblugytqlso3vf3n3zu">
+      <w:hyperlink w:history="1" r:id="rIdvuhwk6ydgkqia67ldduic">
         <w:r>
           <w:rPr>
             <w:u w:val="single"/>
@@ -25926,7 +26108,7 @@
         </w:rPr>
         <w:t xml:space="preserve">Corbettmaths — Order of Operations (PDF)  --  </w:t>
       </w:r>
-      <w:hyperlink w:history="1" r:id="rId5pq4yxlagj0b7bcjhqtqb">
+      <w:hyperlink w:history="1" r:id="rIdgfc1whas8giscyzzz9ufe">
         <w:r>
           <w:rPr>
             <w:u w:val="single"/>
@@ -25960,7 +26142,7 @@
         </w:rPr>
         <w:t xml:space="preserve">Corbettmaths — Dividing by 10, 100, 1000 (PDF)  --  </w:t>
       </w:r>
-      <w:hyperlink w:history="1" r:id="rIdyk9t1x1afethrdvfrrveb">
+      <w:hyperlink w:history="1" r:id="rIdbzv1tblvti_-xqf_xslyp">
         <w:r>
           <w:rPr>
             <w:u w:val="single"/>
@@ -25994,7 +26176,7 @@
         </w:rPr>
         <w:t xml:space="preserve">Corbettmaths — Division (PDF)  --  </w:t>
       </w:r>
-      <w:hyperlink w:history="1" r:id="rIdt_sop9xliar_mi0ll-rd4">
+      <w:hyperlink w:history="1" r:id="rId2cro9e2dtynqqiqlmhons">
         <w:r>
           <w:rPr>
             <w:u w:val="single"/>
@@ -26028,7 +26210,7 @@
         </w:rPr>
         <w:t xml:space="preserve">Corbettmaths — Multiplication (PDF)  --  </w:t>
       </w:r>
-      <w:hyperlink w:history="1" r:id="rIdddbpvzyhqt7w4cvd6__-f">
+      <w:hyperlink w:history="1" r:id="rIdrfksqrnkownvurosye9_n">
         <w:r>
           <w:rPr>
             <w:u w:val="single"/>
@@ -26062,7 +26244,7 @@
         </w:rPr>
         <w:t xml:space="preserve">Corbettmaths — Multiplying Decimals (PDF)  --  </w:t>
       </w:r>
-      <w:hyperlink w:history="1" r:id="rIdkkpdfj5slue0ulaaioz0q">
+      <w:hyperlink w:history="1" r:id="rIdiicau9siefsbkbjgzuban">
         <w:r>
           <w:rPr>
             <w:u w:val="single"/>
@@ -26096,7 +26278,7 @@
         </w:rPr>
         <w:t xml:space="preserve">Corbettmaths — Best Buys (PDF)  --  </w:t>
       </w:r>
-      <w:hyperlink w:history="1" r:id="rIdrbhiusc7i4lamuouso8w6">
+      <w:hyperlink w:history="1" r:id="rIdvv7zwjpz3tpzslsas2quo">
         <w:r>
           <w:rPr>
             <w:u w:val="single"/>
@@ -26130,7 +26312,7 @@
         </w:rPr>
         <w:t xml:space="preserve">Corbettmaths — Ratio (PDF)  --  </w:t>
       </w:r>
-      <w:hyperlink w:history="1" r:id="rIdppzv0dui8brlu4ayhlge8">
+      <w:hyperlink w:history="1" r:id="rIdbu2ig50bepebb7zj7vvfu">
         <w:r>
           <w:rPr>
             <w:u w:val="single"/>
